--- a/writings/Finding a Job/In one Year/Time to First Job(Needs revision to update results and conclusions).docx
+++ b/writings/Finding a Job/In one Year/Time to First Job(Needs revision to update results and conclusions).docx
@@ -1268,7 +1268,43 @@
           <w:sz w:val="24"/>
           <w:szCs w:val="24"/>
         </w:rPr>
-        <w:t xml:space="preserve"> to assimilating in other areas (Hobfoll 1989; Hobfoll et al. 2018; Strang and Ager 2010). For example, when refugees obtain jobs, they often work in areas where they interact with others in the host context language. This increases the refugee’s language skills, which in turn could increase refugee access to host context information.</w:t>
+        <w:t xml:space="preserve"> to assimilating in other areas (</w:t>
+      </w:r>
+      <w:proofErr w:type="spellStart"/>
+      <w:r>
+        <w:rPr>
+          <w:rFonts w:ascii="Times New Roman" w:eastAsia="Times New Roman" w:hAnsi="Times New Roman" w:cs="Times New Roman"/>
+          <w:sz w:val="24"/>
+          <w:szCs w:val="24"/>
+        </w:rPr>
+        <w:t>Hobfoll</w:t>
+      </w:r>
+      <w:proofErr w:type="spellEnd"/>
+      <w:r>
+        <w:rPr>
+          <w:rFonts w:ascii="Times New Roman" w:eastAsia="Times New Roman" w:hAnsi="Times New Roman" w:cs="Times New Roman"/>
+          <w:sz w:val="24"/>
+          <w:szCs w:val="24"/>
+        </w:rPr>
+        <w:t xml:space="preserve"> 1989; </w:t>
+      </w:r>
+      <w:proofErr w:type="spellStart"/>
+      <w:r>
+        <w:rPr>
+          <w:rFonts w:ascii="Times New Roman" w:eastAsia="Times New Roman" w:hAnsi="Times New Roman" w:cs="Times New Roman"/>
+          <w:sz w:val="24"/>
+          <w:szCs w:val="24"/>
+        </w:rPr>
+        <w:t>Hobfoll</w:t>
+      </w:r>
+      <w:proofErr w:type="spellEnd"/>
+      <w:r>
+        <w:rPr>
+          <w:rFonts w:ascii="Times New Roman" w:eastAsia="Times New Roman" w:hAnsi="Times New Roman" w:cs="Times New Roman"/>
+          <w:sz w:val="24"/>
+          <w:szCs w:val="24"/>
+        </w:rPr>
+        <w:t xml:space="preserve"> et al. 2018; Strang and Ager 2010). For example, when refugees obtain jobs, they often work in areas where they interact with others in the host context language. This increases the refugee’s language skills, which in turn could increase refugee access to host context information.</w:t>
       </w:r>
     </w:p>
     <w:p>
@@ -1312,7 +1348,25 @@
             <w:sz w:val="24"/>
             <w:szCs w:val="24"/>
           </w:rPr>
-          <w:t>(Portes and Zhou 1993)</w:t>
+          <w:t>(</w:t>
+        </w:r>
+        <w:proofErr w:type="spellStart"/>
+        <w:r>
+          <w:rPr>
+            <w:rFonts w:ascii="Times New Roman" w:eastAsia="Times New Roman" w:hAnsi="Times New Roman" w:cs="Times New Roman"/>
+            <w:sz w:val="24"/>
+            <w:szCs w:val="24"/>
+          </w:rPr>
+          <w:t>Portes</w:t>
+        </w:r>
+        <w:proofErr w:type="spellEnd"/>
+        <w:r>
+          <w:rPr>
+            <w:rFonts w:ascii="Times New Roman" w:eastAsia="Times New Roman" w:hAnsi="Times New Roman" w:cs="Times New Roman"/>
+            <w:sz w:val="24"/>
+            <w:szCs w:val="24"/>
+          </w:rPr>
+          <w:t xml:space="preserve"> and Zhou 1993)</w:t>
         </w:r>
       </w:hyperlink>
       <w:r>
@@ -3021,7 +3075,27 @@
           <w:sz w:val="24"/>
           <w:szCs w:val="24"/>
         </w:rPr>
-        <w:t xml:space="preserve">the host context practices and their own, or into the permanent underclass by adopting a anti-mainstream narrative and rejecting the </w:t>
+        <w:t xml:space="preserve">the host context practices and their own, or into the permanent underclass by adopting </w:t>
+      </w:r>
+      <w:proofErr w:type="spellStart"/>
+      <w:r>
+        <w:rPr>
+          <w:rFonts w:ascii="Times New Roman" w:eastAsia="Times New Roman" w:hAnsi="Times New Roman" w:cs="Times New Roman"/>
+          <w:color w:val="000000"/>
+          <w:sz w:val="24"/>
+          <w:szCs w:val="24"/>
+        </w:rPr>
+        <w:t>a</w:t>
+      </w:r>
+      <w:proofErr w:type="spellEnd"/>
+      <w:r>
+        <w:rPr>
+          <w:rFonts w:ascii="Times New Roman" w:eastAsia="Times New Roman" w:hAnsi="Times New Roman" w:cs="Times New Roman"/>
+          <w:color w:val="000000"/>
+          <w:sz w:val="24"/>
+          <w:szCs w:val="24"/>
+        </w:rPr>
+        <w:t xml:space="preserve"> anti-mainstream narrative and rejecting the </w:t>
       </w:r>
       <w:r>
         <w:rPr>
@@ -3069,7 +3143,27 @@
           <w:sz w:val="24"/>
           <w:szCs w:val="24"/>
         </w:rPr>
-        <w:t xml:space="preserve"> When Portes and Zhou (1993) consider assimilation into the underclass,</w:t>
+        <w:t xml:space="preserve"> When </w:t>
+      </w:r>
+      <w:proofErr w:type="spellStart"/>
+      <w:r>
+        <w:rPr>
+          <w:rFonts w:ascii="Times New Roman" w:eastAsia="Times New Roman" w:hAnsi="Times New Roman" w:cs="Times New Roman"/>
+          <w:color w:val="000000"/>
+          <w:sz w:val="24"/>
+          <w:szCs w:val="24"/>
+        </w:rPr>
+        <w:t>Portes</w:t>
+      </w:r>
+      <w:proofErr w:type="spellEnd"/>
+      <w:r>
+        <w:rPr>
+          <w:rFonts w:ascii="Times New Roman" w:eastAsia="Times New Roman" w:hAnsi="Times New Roman" w:cs="Times New Roman"/>
+          <w:color w:val="000000"/>
+          <w:sz w:val="24"/>
+          <w:szCs w:val="24"/>
+        </w:rPr>
+        <w:t xml:space="preserve"> and Zhou (1993) consider assimilation into the underclass,</w:t>
       </w:r>
       <w:r>
         <w:rPr>
@@ -4420,7 +4514,25 @@
           <w:sz w:val="24"/>
           <w:szCs w:val="24"/>
         </w:rPr>
-        <w:t xml:space="preserve">. Some resettlement streams are seen as more legitimate than others. For example, Portes and Zhou (1993) point toward the differing receptions 1960’s Americans gave Cubans—who were seen as fleeing communism and thus legitimate </w:t>
+        <w:t xml:space="preserve">. Some resettlement streams are seen as more legitimate than others. For example, </w:t>
+      </w:r>
+      <w:proofErr w:type="spellStart"/>
+      <w:r>
+        <w:rPr>
+          <w:rFonts w:ascii="Times New Roman" w:hAnsi="Times New Roman" w:cs="Times New Roman"/>
+          <w:sz w:val="24"/>
+          <w:szCs w:val="24"/>
+        </w:rPr>
+        <w:t>Portes</w:t>
+      </w:r>
+      <w:proofErr w:type="spellEnd"/>
+      <w:r>
+        <w:rPr>
+          <w:rFonts w:ascii="Times New Roman" w:hAnsi="Times New Roman" w:cs="Times New Roman"/>
+          <w:sz w:val="24"/>
+          <w:szCs w:val="24"/>
+        </w:rPr>
+        <w:t xml:space="preserve"> and Zhou (1993) point toward the differing receptions 1960’s Americans gave Cubans—who were seen as fleeing communism and thus legitimate </w:t>
       </w:r>
       <w:r>
         <w:rPr>
@@ -4505,13 +4617,23 @@
           <w:szCs w:val="24"/>
         </w:rPr>
       </w:pPr>
-      <w:r>
-        <w:rPr>
-          <w:rFonts w:ascii="Times New Roman" w:hAnsi="Times New Roman" w:cs="Times New Roman"/>
-          <w:sz w:val="24"/>
-          <w:szCs w:val="24"/>
-        </w:rPr>
-        <w:t>Portes and Zhou (1993) also describe how in places with racism, like the United States, skin color will negatively shape how natives interact with some households. This stratifies outcomes</w:t>
+      <w:proofErr w:type="spellStart"/>
+      <w:r>
+        <w:rPr>
+          <w:rFonts w:ascii="Times New Roman" w:hAnsi="Times New Roman" w:cs="Times New Roman"/>
+          <w:sz w:val="24"/>
+          <w:szCs w:val="24"/>
+        </w:rPr>
+        <w:t>Portes</w:t>
+      </w:r>
+      <w:proofErr w:type="spellEnd"/>
+      <w:r>
+        <w:rPr>
+          <w:rFonts w:ascii="Times New Roman" w:hAnsi="Times New Roman" w:cs="Times New Roman"/>
+          <w:sz w:val="24"/>
+          <w:szCs w:val="24"/>
+        </w:rPr>
+        <w:t xml:space="preserve"> and Zhou (1993) also describe how in places with racism, like the United States, skin color will negatively shape how natives interact with some households. This stratifies outcomes</w:t>
       </w:r>
       <w:r>
         <w:rPr>
@@ -5888,7 +6010,27 @@
           <w:sz w:val="24"/>
           <w:szCs w:val="24"/>
         </w:rPr>
-        <w:t xml:space="preserve">Fix, Hooper and Zong </w:t>
+        <w:t xml:space="preserve">Fix, Hooper and </w:t>
+      </w:r>
+      <w:proofErr w:type="spellStart"/>
+      <w:r>
+        <w:rPr>
+          <w:rFonts w:ascii="Times New Roman" w:eastAsia="Times New Roman" w:hAnsi="Times New Roman" w:cs="Times New Roman"/>
+          <w:color w:val="000000"/>
+          <w:sz w:val="24"/>
+          <w:szCs w:val="24"/>
+        </w:rPr>
+        <w:t>Zong</w:t>
+      </w:r>
+      <w:proofErr w:type="spellEnd"/>
+      <w:r>
+        <w:rPr>
+          <w:rFonts w:ascii="Times New Roman" w:eastAsia="Times New Roman" w:hAnsi="Times New Roman" w:cs="Times New Roman"/>
+          <w:color w:val="000000"/>
+          <w:sz w:val="24"/>
+          <w:szCs w:val="24"/>
+        </w:rPr>
+        <w:t xml:space="preserve"> </w:t>
       </w:r>
       <w:r>
         <w:rPr>
@@ -6229,7 +6371,27 @@
           <w:sz w:val="24"/>
           <w:szCs w:val="24"/>
         </w:rPr>
-        <w:t xml:space="preserve">Fix, Hooper, and Zong </w:t>
+        <w:t xml:space="preserve">Fix, Hooper, and </w:t>
+      </w:r>
+      <w:proofErr w:type="spellStart"/>
+      <w:r>
+        <w:rPr>
+          <w:rFonts w:ascii="Times New Roman" w:eastAsia="Times New Roman" w:hAnsi="Times New Roman" w:cs="Times New Roman"/>
+          <w:color w:val="000000"/>
+          <w:sz w:val="24"/>
+          <w:szCs w:val="24"/>
+        </w:rPr>
+        <w:t>Zong</w:t>
+      </w:r>
+      <w:proofErr w:type="spellEnd"/>
+      <w:r>
+        <w:rPr>
+          <w:rFonts w:ascii="Times New Roman" w:eastAsia="Times New Roman" w:hAnsi="Times New Roman" w:cs="Times New Roman"/>
+          <w:color w:val="000000"/>
+          <w:sz w:val="24"/>
+          <w:szCs w:val="24"/>
+        </w:rPr>
+        <w:t xml:space="preserve"> </w:t>
       </w:r>
       <w:r>
         <w:rPr>
@@ -8138,7 +8300,23 @@
           <w:sz w:val="24"/>
           <w:szCs w:val="24"/>
         </w:rPr>
-        <w:t xml:space="preserve"> not. </w:t>
+        <w:t xml:space="preserve"> not.</w:t>
+      </w:r>
+      <w:r>
+        <w:rPr>
+          <w:rFonts w:ascii="Times New Roman" w:eastAsia="Times New Roman" w:hAnsi="Times New Roman" w:cs="Times New Roman"/>
+          <w:sz w:val="24"/>
+          <w:szCs w:val="24"/>
+        </w:rPr>
+        <w:t xml:space="preserve"> What month a households obtained their first job is not available, so those who arrive in December and obtain a job the following January will be accounted as obtaining a job in one year and not within one year. This household would be listed as a “0” in the binary modeling. Only households obtaining a job in the same calendar year as they arrive are modeled. </w:t>
+      </w:r>
+      <w:r>
+        <w:rPr>
+          <w:rFonts w:ascii="Times New Roman" w:eastAsia="Times New Roman" w:hAnsi="Times New Roman" w:cs="Times New Roman"/>
+          <w:sz w:val="24"/>
+          <w:szCs w:val="24"/>
+        </w:rPr>
+        <w:t xml:space="preserve"> </w:t>
       </w:r>
       <w:r>
         <w:rPr>
@@ -8689,6 +8867,7 @@
           <w:sz w:val="24"/>
           <w:szCs w:val="24"/>
         </w:rPr>
+        <w:lastRenderedPageBreak/>
         <w:t>I combine the post-resettlement work environments</w:t>
       </w:r>
       <w:r>
@@ -8804,7 +8983,6 @@
           <w:sz w:val="24"/>
           <w:szCs w:val="24"/>
         </w:rPr>
-        <w:lastRenderedPageBreak/>
         <w:t>Households report their pre-resettlement occupations</w:t>
       </w:r>
       <w:r>
@@ -9212,7 +9390,16 @@
           <w:sz w:val="24"/>
           <w:szCs w:val="24"/>
         </w:rPr>
-        <w:t xml:space="preserve"> capped at five. I include the number of household members who have a physical, mental, or other condition that has lasted more than six months and prevented them from working or limited their employment opportunities.</w:t>
+        <w:t xml:space="preserve"> capped at five. I include the number of household members who have a physical, mental, or other condition that has lasted more than six months </w:t>
+      </w:r>
+      <w:r>
+        <w:rPr>
+          <w:rFonts w:ascii="Times New Roman" w:eastAsia="Times New Roman" w:hAnsi="Times New Roman" w:cs="Times New Roman"/>
+          <w:sz w:val="24"/>
+          <w:szCs w:val="24"/>
+        </w:rPr>
+        <w:lastRenderedPageBreak/>
+        <w:t>and prevented them from working or limited their employment opportunities.</w:t>
       </w:r>
       <w:r>
         <w:rPr>
@@ -9288,7 +9475,6 @@
           <w:sz w:val="24"/>
           <w:szCs w:val="24"/>
         </w:rPr>
-        <w:lastRenderedPageBreak/>
         <w:t>Method</w:t>
       </w:r>
     </w:p>
@@ -9600,16 +9786,46 @@
           <w:sz w:val="24"/>
           <w:szCs w:val="24"/>
         </w:rPr>
-        <w:t xml:space="preserve"> is not helpful in predicting whether a household is able to obtain a job within the first year. </w:t>
-      </w:r>
-      <w:r>
-        <w:rPr>
-          <w:rFonts w:ascii="Times New Roman" w:hAnsi="Times New Roman" w:cs="Times New Roman"/>
-          <w:color w:val="000000"/>
-          <w:sz w:val="24"/>
-          <w:szCs w:val="24"/>
-        </w:rPr>
-        <w:t xml:space="preserve"> I weight the data according to the household level weights provided with each year of the Annual Survey of Refugees (Triplett and Vilter 2020). I use 21 imputations for each model.  </w:t>
+        <w:t xml:space="preserve"> is not helpful in predicting whether a household is able to obtain a job </w:t>
+      </w:r>
+      <w:r>
+        <w:rPr>
+          <w:rFonts w:ascii="Times New Roman" w:hAnsi="Times New Roman" w:cs="Times New Roman"/>
+          <w:color w:val="000000"/>
+          <w:sz w:val="24"/>
+          <w:szCs w:val="24"/>
+        </w:rPr>
+        <w:lastRenderedPageBreak/>
+        <w:t xml:space="preserve">within the first year. </w:t>
+      </w:r>
+      <w:r>
+        <w:rPr>
+          <w:rFonts w:ascii="Times New Roman" w:hAnsi="Times New Roman" w:cs="Times New Roman"/>
+          <w:color w:val="000000"/>
+          <w:sz w:val="24"/>
+          <w:szCs w:val="24"/>
+        </w:rPr>
+        <w:t xml:space="preserve"> I weight the data according to the household level weights provided with each year of the Annual Survey of Refugees (Triplett and </w:t>
+      </w:r>
+      <w:proofErr w:type="spellStart"/>
+      <w:r>
+        <w:rPr>
+          <w:rFonts w:ascii="Times New Roman" w:hAnsi="Times New Roman" w:cs="Times New Roman"/>
+          <w:color w:val="000000"/>
+          <w:sz w:val="24"/>
+          <w:szCs w:val="24"/>
+        </w:rPr>
+        <w:t>Vilter</w:t>
+      </w:r>
+      <w:proofErr w:type="spellEnd"/>
+      <w:r>
+        <w:rPr>
+          <w:rFonts w:ascii="Times New Roman" w:hAnsi="Times New Roman" w:cs="Times New Roman"/>
+          <w:color w:val="000000"/>
+          <w:sz w:val="24"/>
+          <w:szCs w:val="24"/>
+        </w:rPr>
+        <w:t xml:space="preserve"> 2020). I use 21 imputations for each model.  </w:t>
       </w:r>
     </w:p>
     <w:p>
@@ -9625,7 +9841,6 @@
         <w:rPr>
           <w:color w:val="000000"/>
         </w:rPr>
-        <w:lastRenderedPageBreak/>
         <w:t>Multiple imputation</w:t>
       </w:r>
       <w:r>
@@ -9951,7 +10166,11 @@
         <w:t xml:space="preserve"> they have an “other” pre-resettlement work history. As this may affect the performance of some predictors, I constructed yearly models to evaluate the consistency of the analysis. </w:t>
       </w:r>
       <w:r>
-        <w:t>The results of this analysis are not presented here but in the</w:t>
+        <w:t xml:space="preserve">The results of this analysis are not </w:t>
+      </w:r>
+      <w:r>
+        <w:lastRenderedPageBreak/>
+        <w:t>presented here but in the</w:t>
       </w:r>
       <w:r>
         <w:t xml:space="preserve"> Online</w:t>
@@ -9985,7 +10204,6 @@
         <w:rPr>
           <w:color w:val="000000"/>
         </w:rPr>
-        <w:lastRenderedPageBreak/>
         <w:t>The average time to a first job is about half a year, though the standard deviation is about ¾ of a year.</w:t>
       </w:r>
       <w:r>
@@ -10525,6 +10743,7 @@
           <w:sz w:val="24"/>
           <w:szCs w:val="24"/>
         </w:rPr>
+        <w:lastRenderedPageBreak/>
         <w:t>Demographic Control Variables</w:t>
       </w:r>
     </w:p>
@@ -10632,16 +10851,7 @@
           <w:sz w:val="24"/>
           <w:szCs w:val="24"/>
         </w:rPr>
-        <w:t xml:space="preserve"> odds ratio of </w:t>
-      </w:r>
-      <w:r>
-        <w:rPr>
-          <w:rFonts w:ascii="Times New Roman" w:eastAsia="Times New Roman" w:hAnsi="Times New Roman" w:cs="Times New Roman"/>
-          <w:sz w:val="24"/>
-          <w:szCs w:val="24"/>
-        </w:rPr>
-        <w:lastRenderedPageBreak/>
-        <w:t>.3</w:t>
+        <w:t xml:space="preserve"> odds ratio of .3</w:t>
       </w:r>
       <w:r>
         <w:rPr>
@@ -11100,13 +11310,23 @@
         </w:rPr>
         <w:t xml:space="preserve"> at </w:t>
       </w:r>
-      <w:r>
-        <w:rPr>
-          <w:rFonts w:ascii="Times New Roman" w:eastAsia="Times New Roman" w:hAnsi="Times New Roman" w:cs="Times New Roman"/>
-          <w:sz w:val="24"/>
-          <w:szCs w:val="24"/>
-        </w:rPr>
-        <w:t>at least the 90% confidence level.</w:t>
+      <w:proofErr w:type="spellStart"/>
+      <w:r>
+        <w:rPr>
+          <w:rFonts w:ascii="Times New Roman" w:eastAsia="Times New Roman" w:hAnsi="Times New Roman" w:cs="Times New Roman"/>
+          <w:sz w:val="24"/>
+          <w:szCs w:val="24"/>
+        </w:rPr>
+        <w:t>at</w:t>
+      </w:r>
+      <w:proofErr w:type="spellEnd"/>
+      <w:r>
+        <w:rPr>
+          <w:rFonts w:ascii="Times New Roman" w:eastAsia="Times New Roman" w:hAnsi="Times New Roman" w:cs="Times New Roman"/>
+          <w:sz w:val="24"/>
+          <w:szCs w:val="24"/>
+        </w:rPr>
+        <w:t xml:space="preserve"> least the 90% confidence level.</w:t>
       </w:r>
     </w:p>
     <w:p>
@@ -11168,6 +11388,7 @@
           <w:sz w:val="24"/>
           <w:szCs w:val="24"/>
         </w:rPr>
+        <w:lastRenderedPageBreak/>
         <w:tab/>
       </w:r>
       <w:r>
@@ -11222,17 +11443,7 @@
           <w:sz w:val="24"/>
           <w:szCs w:val="24"/>
         </w:rPr>
-        <w:t xml:space="preserve"> pre-</w:t>
-      </w:r>
-      <w:r>
-        <w:rPr>
-          <w:rFonts w:ascii="Times New Roman" w:eastAsia="Times New Roman" w:hAnsi="Times New Roman" w:cs="Times New Roman"/>
-          <w:color w:val="000000" w:themeColor="text1"/>
-          <w:sz w:val="24"/>
-          <w:szCs w:val="24"/>
-        </w:rPr>
-        <w:lastRenderedPageBreak/>
-        <w:t>resettlement</w:t>
+        <w:t xml:space="preserve"> pre-resettlement</w:t>
       </w:r>
       <w:r>
         <w:rPr>
@@ -11649,7 +11860,27 @@
           <w:sz w:val="24"/>
           <w:szCs w:val="24"/>
         </w:rPr>
-        <w:t xml:space="preserve"> Hobfoll </w:t>
+        <w:t xml:space="preserve"> </w:t>
+      </w:r>
+      <w:proofErr w:type="spellStart"/>
+      <w:r>
+        <w:rPr>
+          <w:rFonts w:ascii="Times New Roman" w:eastAsia="Times New Roman" w:hAnsi="Times New Roman" w:cs="Times New Roman"/>
+          <w:color w:val="000000" w:themeColor="text1"/>
+          <w:sz w:val="24"/>
+          <w:szCs w:val="24"/>
+        </w:rPr>
+        <w:t>Hobfoll</w:t>
+      </w:r>
+      <w:proofErr w:type="spellEnd"/>
+      <w:r>
+        <w:rPr>
+          <w:rFonts w:ascii="Times New Roman" w:eastAsia="Times New Roman" w:hAnsi="Times New Roman" w:cs="Times New Roman"/>
+          <w:color w:val="000000" w:themeColor="text1"/>
+          <w:sz w:val="24"/>
+          <w:szCs w:val="24"/>
+        </w:rPr>
+        <w:t xml:space="preserve"> </w:t>
       </w:r>
       <w:r>
         <w:rPr>
@@ -11969,6 +12200,7 @@
           <w:sz w:val="24"/>
           <w:szCs w:val="24"/>
         </w:rPr>
+        <w:lastRenderedPageBreak/>
         <w:t>Post-Resettlement</w:t>
       </w:r>
       <w:r>
@@ -12023,7 +12255,6 @@
           <w:sz w:val="24"/>
           <w:szCs w:val="24"/>
         </w:rPr>
-        <w:lastRenderedPageBreak/>
         <w:t>Current enrollment in English</w:t>
       </w:r>
       <w:r>
@@ -12268,6 +12499,7 @@
           <w:sz w:val="24"/>
           <w:szCs w:val="24"/>
         </w:rPr>
+        <w:lastRenderedPageBreak/>
         <w:t>Pre-Resettlement Contexts</w:t>
       </w:r>
     </w:p>
@@ -12286,7 +12518,6 @@
           <w:sz w:val="24"/>
           <w:szCs w:val="24"/>
         </w:rPr>
-        <w:lastRenderedPageBreak/>
         <w:tab/>
         <w:t xml:space="preserve">The origins of refugees had </w:t>
       </w:r>
@@ -12460,15 +12691,7 @@
           <w:sz w:val="24"/>
           <w:szCs w:val="24"/>
         </w:rPr>
-        <w:t xml:space="preserve"> This is a slight advantage, underscored by a small reduction in the AIC: less than 50 points.</w:t>
-      </w:r>
-      <w:r>
-        <w:rPr>
-          <w:rFonts w:ascii="Times New Roman" w:eastAsia="Times New Roman" w:hAnsi="Times New Roman" w:cs="Times New Roman"/>
-          <w:sz w:val="24"/>
-          <w:szCs w:val="24"/>
-        </w:rPr>
-        <w:t xml:space="preserve"> It is possible that these aggregate regions mask some of the predictive power of region by combining so many resettlement regions together. My temporal measure for </w:t>
+        <w:t xml:space="preserve"> This is a slight advantage, underscored by a small reduction in the </w:t>
       </w:r>
       <w:r>
         <w:rPr>
@@ -12477,7 +12700,15 @@
           <w:szCs w:val="24"/>
         </w:rPr>
         <w:lastRenderedPageBreak/>
-        <w:t xml:space="preserve">which year the survey is administered also was not a significant predictor. This indicates no evidence for any effect a single year, nor a single sample drawn. These results are positive signs for the generalizability of this analysis, </w:t>
+        <w:t>AIC: less than 50 points.</w:t>
+      </w:r>
+      <w:r>
+        <w:rPr>
+          <w:rFonts w:ascii="Times New Roman" w:eastAsia="Times New Roman" w:hAnsi="Times New Roman" w:cs="Times New Roman"/>
+          <w:sz w:val="24"/>
+          <w:szCs w:val="24"/>
+        </w:rPr>
+        <w:t xml:space="preserve"> It is possible that these aggregate regions mask some of the predictive power of region by combining so many resettlement regions together. My temporal measure for which year the survey is administered also was not a significant predictor. This indicates no evidence for any effect a single year, nor a single sample drawn. These results are positive signs for the generalizability of this analysis, </w:t>
       </w:r>
       <w:r>
         <w:rPr>
@@ -12986,7 +13217,17 @@
           <w:sz w:val="24"/>
           <w:szCs w:val="24"/>
         </w:rPr>
-        <w:t xml:space="preserve"> literatures agree on the importance of post-resettlement human capital, I </w:t>
+        <w:t xml:space="preserve"> literatures agree on the importance of post-</w:t>
+      </w:r>
+      <w:r>
+        <w:rPr>
+          <w:rFonts w:ascii="Times New Roman" w:eastAsia="Times New Roman" w:hAnsi="Times New Roman" w:cs="Times New Roman"/>
+          <w:color w:val="000000"/>
+          <w:sz w:val="24"/>
+          <w:szCs w:val="24"/>
+        </w:rPr>
+        <w:lastRenderedPageBreak/>
+        <w:t xml:space="preserve">resettlement human capital, I </w:t>
       </w:r>
       <w:r>
         <w:rPr>
@@ -13069,7 +13310,6 @@
           <w:sz w:val="24"/>
           <w:szCs w:val="24"/>
         </w:rPr>
-        <w:lastRenderedPageBreak/>
         <w:tab/>
       </w:r>
       <w:r>
@@ -13699,7 +13939,7 @@
           <w:sz w:val="24"/>
           <w:szCs w:val="24"/>
         </w:rPr>
-        <w:t xml:space="preserve"> In the second to final model however, both variables are significant and strong predictors of finding a job within a year and th</w:t>
+        <w:t xml:space="preserve"> In the second to final model however, </w:t>
       </w:r>
       <w:r>
         <w:rPr>
@@ -13708,7 +13948,8 @@
           <w:sz w:val="24"/>
           <w:szCs w:val="24"/>
         </w:rPr>
-        <w:t xml:space="preserve">ese </w:t>
+        <w:lastRenderedPageBreak/>
+        <w:t>both variables are significant and strong predictors of finding a job within a year and th</w:t>
       </w:r>
       <w:r>
         <w:rPr>
@@ -13717,8 +13958,7 @@
           <w:sz w:val="24"/>
           <w:szCs w:val="24"/>
         </w:rPr>
-        <w:lastRenderedPageBreak/>
-        <w:t xml:space="preserve">findings support the entirety of hypothesis one. To </w:t>
+        <w:t xml:space="preserve">ese findings support the entirety of hypothesis one. To </w:t>
       </w:r>
       <w:r>
         <w:rPr>
